--- a/1_Stock_Picker/README texts/_how to save Claude conversation.docx
+++ b/1_Stock_Picker/README texts/_how to save Claude conversation.docx
@@ -20,15 +20,7 @@
         </w:numPr>
       </w:pPr>
       <w:r>
-        <w:t>Write a handoff brief to .</w:t>
-      </w:r>
-      <w:proofErr w:type="spellStart"/>
-      <w:r>
-        <w:t>claude</w:t>
-      </w:r>
-      <w:proofErr w:type="spellEnd"/>
-      <w:r>
-        <w:t xml:space="preserve">/1_Stock_Picker_handoff.md covering what we did until now (step </w:t>
+        <w:t xml:space="preserve">Write a handoff brief to .claude/1_Stock_Picker_handoff.md covering what we did until now (step </w:t>
       </w:r>
       <w:r>
         <w:t xml:space="preserve">XXX </w:t>
@@ -40,15 +32,7 @@
         <w:t>YYY</w:t>
       </w:r>
       <w:r>
-        <w:t xml:space="preserve"> so I can start a new conversation, read the .</w:t>
-      </w:r>
-      <w:proofErr w:type="spellStart"/>
-      <w:r>
-        <w:t>claude</w:t>
-      </w:r>
-      <w:proofErr w:type="spellEnd"/>
-      <w:r>
-        <w:t xml:space="preserve">/1_Stock_Picker_handoff.md and continue the step </w:t>
+        <w:t xml:space="preserve"> so I can start a new conversation, read the .claude/1_Stock_Picker_handoff.md and continue the step </w:t>
       </w:r>
       <w:r>
         <w:t>YYY</w:t>
@@ -81,15 +65,7 @@
     </w:p>
     <w:p>
       <w:r>
-        <w:t>Open VS Code → open a terminal in _</w:t>
-      </w:r>
-      <w:proofErr w:type="spellStart"/>
-      <w:r>
-        <w:t>Stock_agent</w:t>
-      </w:r>
-      <w:proofErr w:type="spellEnd"/>
-      <w:r>
-        <w:t>/ (or wherever you normally launch Claude) → run one of:</w:t>
+        <w:t>Open VS Code → open a terminal in _Stock_agent/ (or wherever you normally launch Claude) → run one of:</w:t>
       </w:r>
     </w:p>
     <w:p>
@@ -107,28 +83,63 @@
           <w:b/>
           <w:bCs/>
         </w:rPr>
-        <w:t>"Read .</w:t>
-      </w:r>
-      <w:proofErr w:type="spellStart"/>
+        <w:t>:</w:t>
+      </w:r>
+    </w:p>
+    <w:p>
+      <w:pPr>
+        <w:pStyle w:val="ListParagraph"/>
+        <w:numPr>
+          <w:ilvl w:val="1"/>
+          <w:numId w:val="4"/>
+        </w:numPr>
+      </w:pPr>
       <w:r>
         <w:rPr>
           <w:b/>
           <w:bCs/>
         </w:rPr>
-        <w:t>claude</w:t>
-      </w:r>
-      <w:proofErr w:type="spellEnd"/>
+        <w:t>"</w:t>
+      </w:r>
+      <w:r>
+        <w:t>I am continuing development of the Stock Picker project. Before doing anything else, read these files in this order: 1. CLAUDE.md — project overview and critical constraints 2. README.md — implementation plan and current step 3. spec/implementation_decisions.md — all decisions made during implementation that extend the original spec 4. The spec file for the layer I am currently working on I am currently at Step 1.3 — Form 4 / 13G / 13D monitor. The plan for this step was already approved. Read spec/layer_minus1.md section -1.3 and then confirm you understand the scope before I give you the implementation prompt.</w:t>
+      </w:r>
       <w:r>
         <w:rPr>
           <w:b/>
           <w:bCs/>
         </w:rPr>
-        <w:t>/1_Stock_Picker_handoff.md and continue from the next sub-task."</w:t>
+        <w:t xml:space="preserve"> </w:t>
+      </w:r>
+      <w:r>
+        <w:rPr>
+          <w:b/>
+          <w:bCs/>
+        </w:rPr>
+        <w:t>"</w:t>
+      </w:r>
+    </w:p>
+    <w:p/>
+    <w:p>
+      <w:pPr>
+        <w:numPr>
+          <w:ilvl w:val="1"/>
+          <w:numId w:val="4"/>
+        </w:numPr>
+      </w:pPr>
+      <w:r>
+        <w:rPr>
+          <w:b/>
+          <w:bCs/>
+        </w:rPr>
+        <w:t>"Read .claude/1_Stock_Picker_handoff.md and continue from the next sub-task."</w:t>
       </w:r>
     </w:p>
     <w:p/>
     <w:p/>
     <w:p/>
+    <w:p/>
+    <w:p/>
     <w:p>
       <w:r>
         <w:t>The conversation history lives at:</w:t>
@@ -141,15 +152,7 @@
     </w:p>
     <w:p>
       <w:r>
-        <w:t>Each session is a .</w:t>
-      </w:r>
-      <w:proofErr w:type="spellStart"/>
-      <w:r>
-        <w:t>jsonl</w:t>
-      </w:r>
-      <w:proofErr w:type="spellEnd"/>
-      <w:r>
-        <w:t xml:space="preserve"> file. They persist across VS Code restarts, reboots, and updates.</w:t>
+        <w:t>Each session is a .jsonl file. They persist across VS Code restarts, reboots, and updates.</w:t>
       </w:r>
     </w:p>
     <w:p>
@@ -600,7 +603,7 @@
         <w:sz w:val="20"/>
       </w:rPr>
     </w:lvl>
-    <w:lvl w:ilvl="1" w:tentative="1">
+    <w:lvl w:ilvl="1">
       <w:start w:val="1"/>
       <w:numFmt w:val="bullet"/>
       <w:lvlText w:val="o"/>

--- a/1_Stock_Picker/README texts/_how to save Claude conversation.docx
+++ b/1_Stock_Picker/README texts/_how to save Claude conversation.docx
@@ -102,38 +102,17 @@
         <w:t>"</w:t>
       </w:r>
       <w:r>
-        <w:t>I am continuing development of the Stock Picker project. Before doing anything else, read these files in this order: 1. CLAUDE.md — project overview and critical constraints 2. README.md — implementation plan and current step 3. spec/implementation_decisions.md — all decisions made during implementation that extend the original spec 4. The spec file for the layer I am currently working on I am currently at Step 1.3 — Form 4 / 13G / 13D monitor. The plan for this step was already approved. Read spec/layer_minus1.md section -1.3 and then confirm you understand the scope before I give you the implementation prompt.</w:t>
+        <w:t xml:space="preserve">I am continuing development of the Stock Picker project. Before doing anything else, read these files in this order: 1. CLAUDE.md — project overview and critical constraints 2. README.md — implementation plan and decisions.md — all decisions made during implementation that extend the original specs. The spec file for the layer I am currently working on is layer_minus1.md. I have currently completed Step 1.2 — Form 4 / 13G / 13D monitor. Read .claude/1_Stock_Picker_handoff.md. Confirm you understand the scope before I give you the implementation prompt. </w:t>
       </w:r>
       <w:r>
-        <w:rPr>
-          <w:b/>
-          <w:bCs/>
-        </w:rPr>
-        <w:t xml:space="preserve"> </w:t>
-      </w:r>
-      <w:r>
-        <w:rPr>
-          <w:b/>
-          <w:bCs/>
-        </w:rPr>
-        <w:t>"</w:t>
+        <w:t>“</w:t>
       </w:r>
     </w:p>
-    <w:p/>
     <w:p>
       <w:pPr>
-        <w:numPr>
-          <w:ilvl w:val="1"/>
-          <w:numId w:val="4"/>
-        </w:numPr>
-      </w:pPr>
-      <w:r>
-        <w:rPr>
-          <w:b/>
-          <w:bCs/>
-        </w:rPr>
-        <w:t>"Read .claude/1_Stock_Picker_handoff.md and continue from the next sub-task."</w:t>
-      </w:r>
+        <w:pStyle w:val="ListParagraph"/>
+        <w:ind w:left="1440"/>
+      </w:pPr>
     </w:p>
     <w:p/>
     <w:p/>
